--- a/dokumentasi_halaman_ipos5/01_Dashboard_Operasional.docx
+++ b/dokumentasi_halaman_ipos5/01_Dashboard_Operasional.docx
@@ -3,65 +3,112 @@
 <w:document xmlns:wpc="http://schemas.microsoft.com/office/word/2010/wordprocessingCanvas" xmlns:mo="http://schemas.microsoft.com/office/mac/office/2008/main" xmlns:mc="http://schemas.openxmlformats.org/markup-compatibility/2006" xmlns:mv="urn:schemas-microsoft-com:mac:vml" xmlns:o="urn:schemas-microsoft-com:office:office" xmlns:r="http://schemas.openxmlformats.org/officeDocument/2006/relationships" xmlns:m="http://schemas.openxmlformats.org/officeDocument/2006/math" xmlns:v="urn:schemas-microsoft-com:vml" xmlns:wp14="http://schemas.microsoft.com/office/word/2010/wordprocessingDrawing" xmlns:wp="http://schemas.openxmlformats.org/drawingml/2006/wordprocessingDrawing" xmlns:w10="urn:schemas-microsoft-com:office:word" xmlns:w="http://schemas.openxmlformats.org/wordprocessingml/2006/main" xmlns:w14="http://schemas.microsoft.com/office/word/2010/wordml" xmlns:wpg="http://schemas.microsoft.com/office/word/2010/wordprocessingGroup" xmlns:wpi="http://schemas.microsoft.com/office/word/2010/wordprocessingInk" xmlns:wne="http://schemas.microsoft.com/office/word/2006/wordml" xmlns:wps="http://schemas.microsoft.com/office/word/2010/wordprocessingShape" mc:Ignorable="w14 wp14">
   <w:body>
     <w:p>
-      <w:pPr>
-        <w:spacing w:after="80"/>
-      </w:pPr>
       <w:r>
         <w:rPr>
           <w:rFonts w:ascii="Arial" w:hAnsi="Arial"/>
           <w:b/>
-          <w:color w:val="0D1B38"/>
-          <w:sz w:val="36"/>
+          <w:color w:val="003366"/>
+          <w:sz w:val="30"/>
         </w:rPr>
-        <w:t>DOKUMENTASI TEKNIS HALAMAN</w:t>
-        <w:br/>
+        <w:t>DOKUMENTASI TEKNIS &amp; OPERASIONAL HALAMAN</w:t>
+      </w:r>
+    </w:p>
+    <w:p>
+      <w:r>
+        <w:rPr>
+          <w:b/>
+          <w:color w:val="CC3300"/>
+          <w:sz w:val="23"/>
+        </w:rPr>
         <w:t>HALAMAN 1 — DASHBOARD OPERASIONAL LOGISTIK</w:t>
       </w:r>
     </w:p>
     <w:p>
       <w:pPr>
-        <w:spacing w:after="280"/>
+        <w:pStyle w:val="Heading2"/>
       </w:pPr>
       <w:r>
         <w:rPr>
-          <w:rFonts w:ascii="Arial" w:hAnsi="Arial"/>
           <w:b/>
-          <w:color w:val="E8431F"/>
-          <w:sz w:val="20"/>
+          <w:color w:val="003366"/>
+          <w:sz w:val="21"/>
         </w:rPr>
-        <w:t>IPOS5 Routing &amp; Schedule Management System — PT Pos Indonesia (Persero)</w:t>
+        <w:t>📌 METADATA &amp; INTEGRASI SISTEM</w:t>
       </w:r>
     </w:p>
     <w:tbl>
       <w:tblPr>
         <w:tblW w:type="auto" w:w="0"/>
         <w:jc w:val="center"/>
-        <w:tblLayout w:type="fixed"/>
         <w:tblLook w:firstColumn="1" w:firstRow="1" w:lastColumn="0" w:lastRow="0" w:noHBand="0" w:noVBand="1" w:val="04A0"/>
       </w:tblPr>
       <w:tblGrid>
-        <w:gridCol w:w="4824"/>
-        <w:gridCol w:w="4824"/>
+        <w:gridCol w:w="4968"/>
+        <w:gridCol w:w="4968"/>
       </w:tblGrid>
       <w:tr>
         <w:tc>
           <w:tcPr>
             <w:tcW w:type="dxa" w:w="3168"/>
-            <w:shd w:fill="0D1B38"/>
+            <w:shd w:fill="003366"/>
             <w:tcMar>
-              <w:top w:w="120" w:type="dxa"/>
-              <w:bottom w:w="120" w:type="dxa"/>
-              <w:left w:w="150" w:type="dxa"/>
-              <w:right w:w="150" w:type="dxa"/>
+              <w:top w:w="60" w:type="dxa"/>
+              <w:bottom w:w="60" w:type="dxa"/>
+              <w:left w:w="80" w:type="dxa"/>
+              <w:right w:w="80" w:type="dxa"/>
             </w:tcMar>
           </w:tcPr>
           <w:p>
             <w:r>
               <w:rPr>
-                <w:rFonts w:ascii="Arial" w:hAnsi="Arial"/>
                 <w:b/>
                 <w:color w:val="FFFFFF"/>
-                <w:sz w:val="19"/>
+                <w:sz w:val="18"/>
+              </w:rPr>
+              <w:t>Parameter</w:t>
+            </w:r>
+          </w:p>
+        </w:tc>
+        <w:tc>
+          <w:tcPr>
+            <w:tcW w:type="dxa" w:w="6624"/>
+            <w:shd w:fill="003366"/>
+            <w:tcMar>
+              <w:top w:w="60" w:type="dxa"/>
+              <w:bottom w:w="60" w:type="dxa"/>
+              <w:left w:w="80" w:type="dxa"/>
+              <w:right w:w="80" w:type="dxa"/>
+            </w:tcMar>
+          </w:tcPr>
+          <w:p>
+            <w:r>
+              <w:rPr>
+                <w:b/>
+                <w:color w:val="FFFFFF"/>
+                <w:sz w:val="18"/>
+              </w:rPr>
+              <w:t>Nilai / Spesifikasi Sistem</w:t>
+            </w:r>
+          </w:p>
+        </w:tc>
+      </w:tr>
+      <w:tr>
+        <w:tc>
+          <w:tcPr>
+            <w:tcW w:type="dxa" w:w="3168"/>
+            <w:shd w:fill="FFFFFF"/>
+            <w:tcMar>
+              <w:top w:w="60" w:type="dxa"/>
+              <w:bottom w:w="60" w:type="dxa"/>
+              <w:left w:w="80" w:type="dxa"/>
+              <w:right w:w="80" w:type="dxa"/>
+            </w:tcMar>
+          </w:tcPr>
+          <w:p>
+            <w:r>
+              <w:rPr>
+                <w:b/>
+                <w:sz w:val="17"/>
               </w:rPr>
               <w:t>Nama Modul</w:t>
             </w:r>
@@ -69,21 +116,19 @@
         </w:tc>
         <w:tc>
           <w:tcPr>
-            <w:tcW w:type="dxa" w:w="6480"/>
-            <w:shd w:fill="F8FAFC"/>
+            <w:tcW w:type="dxa" w:w="6624"/>
+            <w:shd w:fill="FFFFFF"/>
             <w:tcMar>
-              <w:top w:w="120" w:type="dxa"/>
-              <w:bottom w:w="120" w:type="dxa"/>
-              <w:left w:w="150" w:type="dxa"/>
-              <w:right w:w="150" w:type="dxa"/>
+              <w:top w:w="60" w:type="dxa"/>
+              <w:bottom w:w="60" w:type="dxa"/>
+              <w:left w:w="80" w:type="dxa"/>
+              <w:right w:w="80" w:type="dxa"/>
             </w:tcMar>
           </w:tcPr>
           <w:p>
             <w:r>
               <w:rPr>
-                <w:rFonts w:ascii="Arial" w:hAnsi="Arial"/>
-                <w:color w:val="0F172A"/>
-                <w:sz w:val="19"/>
+                <w:sz w:val="17"/>
               </w:rPr>
               <w:t>Dashboard Operasional Logistik IPOS5</w:t>
             </w:r>
@@ -94,21 +139,19 @@
         <w:tc>
           <w:tcPr>
             <w:tcW w:type="dxa" w:w="3168"/>
-            <w:shd w:fill="0D1B38"/>
+            <w:shd w:fill="F9FAFB"/>
             <w:tcMar>
-              <w:top w:w="120" w:type="dxa"/>
-              <w:bottom w:w="120" w:type="dxa"/>
-              <w:left w:w="150" w:type="dxa"/>
-              <w:right w:w="150" w:type="dxa"/>
+              <w:top w:w="60" w:type="dxa"/>
+              <w:bottom w:w="60" w:type="dxa"/>
+              <w:left w:w="80" w:type="dxa"/>
+              <w:right w:w="80" w:type="dxa"/>
             </w:tcMar>
           </w:tcPr>
           <w:p>
             <w:r>
               <w:rPr>
-                <w:rFonts w:ascii="Arial" w:hAnsi="Arial"/>
                 <w:b/>
-                <w:color w:val="FFFFFF"/>
-                <w:sz w:val="19"/>
+                <w:sz w:val="17"/>
               </w:rPr>
               <w:t>Kategori Menu</w:t>
             </w:r>
@@ -116,23 +159,21 @@
         </w:tc>
         <w:tc>
           <w:tcPr>
-            <w:tcW w:type="dxa" w:w="6480"/>
-            <w:shd w:fill="F8FAFC"/>
+            <w:tcW w:type="dxa" w:w="6624"/>
+            <w:shd w:fill="F9FAFB"/>
             <w:tcMar>
-              <w:top w:w="120" w:type="dxa"/>
-              <w:bottom w:w="120" w:type="dxa"/>
-              <w:left w:w="150" w:type="dxa"/>
-              <w:right w:w="150" w:type="dxa"/>
+              <w:top w:w="60" w:type="dxa"/>
+              <w:bottom w:w="60" w:type="dxa"/>
+              <w:left w:w="80" w:type="dxa"/>
+              <w:right w:w="80" w:type="dxa"/>
             </w:tcMar>
           </w:tcPr>
           <w:p>
             <w:r>
               <w:rPr>
-                <w:rFonts w:ascii="Arial" w:hAnsi="Arial"/>
-                <w:color w:val="0F172A"/>
-                <w:sz w:val="19"/>
+                <w:sz w:val="17"/>
               </w:rPr>
-              <w:t>OPERATIONS</w:t>
+              <w:t>OPERATIONS / COMMAND CENTER</w:t>
             </w:r>
           </w:p>
         </w:tc>
@@ -141,21 +182,19 @@
         <w:tc>
           <w:tcPr>
             <w:tcW w:type="dxa" w:w="3168"/>
-            <w:shd w:fill="0D1B38"/>
+            <w:shd w:fill="FFFFFF"/>
             <w:tcMar>
-              <w:top w:w="120" w:type="dxa"/>
-              <w:bottom w:w="120" w:type="dxa"/>
-              <w:left w:w="150" w:type="dxa"/>
-              <w:right w:w="150" w:type="dxa"/>
+              <w:top w:w="60" w:type="dxa"/>
+              <w:bottom w:w="60" w:type="dxa"/>
+              <w:left w:w="80" w:type="dxa"/>
+              <w:right w:w="80" w:type="dxa"/>
             </w:tcMar>
           </w:tcPr>
           <w:p>
             <w:r>
               <w:rPr>
-                <w:rFonts w:ascii="Arial" w:hAnsi="Arial"/>
                 <w:b/>
-                <w:color w:val="FFFFFF"/>
-                <w:sz w:val="19"/>
+                <w:sz w:val="17"/>
               </w:rPr>
               <w:t>Route URL</w:t>
             </w:r>
@@ -163,23 +202,21 @@
         </w:tc>
         <w:tc>
           <w:tcPr>
-            <w:tcW w:type="dxa" w:w="6480"/>
-            <w:shd w:fill="F8FAFC"/>
+            <w:tcW w:type="dxa" w:w="6624"/>
+            <w:shd w:fill="FFFFFF"/>
             <w:tcMar>
-              <w:top w:w="120" w:type="dxa"/>
-              <w:bottom w:w="120" w:type="dxa"/>
-              <w:left w:w="150" w:type="dxa"/>
-              <w:right w:w="150" w:type="dxa"/>
+              <w:top w:w="60" w:type="dxa"/>
+              <w:bottom w:w="60" w:type="dxa"/>
+              <w:left w:w="80" w:type="dxa"/>
+              <w:right w:w="80" w:type="dxa"/>
             </w:tcMar>
           </w:tcPr>
           <w:p>
             <w:r>
               <w:rPr>
-                <w:rFonts w:ascii="Arial" w:hAnsi="Arial"/>
-                <w:color w:val="0F172A"/>
-                <w:sz w:val="19"/>
+                <w:sz w:val="17"/>
               </w:rPr>
-              <w:t>/</w:t>
+              <w:t>/ (Root Application URL)</w:t>
             </w:r>
           </w:p>
         </w:tc>
@@ -188,21 +225,19 @@
         <w:tc>
           <w:tcPr>
             <w:tcW w:type="dxa" w:w="3168"/>
-            <w:shd w:fill="0D1B38"/>
+            <w:shd w:fill="F9FAFB"/>
             <w:tcMar>
-              <w:top w:w="120" w:type="dxa"/>
-              <w:bottom w:w="120" w:type="dxa"/>
-              <w:left w:w="150" w:type="dxa"/>
-              <w:right w:w="150" w:type="dxa"/>
+              <w:top w:w="60" w:type="dxa"/>
+              <w:bottom w:w="60" w:type="dxa"/>
+              <w:left w:w="80" w:type="dxa"/>
+              <w:right w:w="80" w:type="dxa"/>
             </w:tcMar>
           </w:tcPr>
           <w:p>
             <w:r>
               <w:rPr>
-                <w:rFonts w:ascii="Arial" w:hAnsi="Arial"/>
                 <w:b/>
-                <w:color w:val="FFFFFF"/>
-                <w:sz w:val="19"/>
+                <w:sz w:val="17"/>
               </w:rPr>
               <w:t>File Komponen React</w:t>
             </w:r>
@@ -210,21 +245,19 @@
         </w:tc>
         <w:tc>
           <w:tcPr>
-            <w:tcW w:type="dxa" w:w="6480"/>
-            <w:shd w:fill="F8FAFC"/>
+            <w:tcW w:type="dxa" w:w="6624"/>
+            <w:shd w:fill="F9FAFB"/>
             <w:tcMar>
-              <w:top w:w="120" w:type="dxa"/>
-              <w:bottom w:w="120" w:type="dxa"/>
-              <w:left w:w="150" w:type="dxa"/>
-              <w:right w:w="150" w:type="dxa"/>
+              <w:top w:w="60" w:type="dxa"/>
+              <w:bottom w:w="60" w:type="dxa"/>
+              <w:left w:w="80" w:type="dxa"/>
+              <w:right w:w="80" w:type="dxa"/>
             </w:tcMar>
           </w:tcPr>
           <w:p>
             <w:r>
               <w:rPr>
-                <w:rFonts w:ascii="Arial" w:hAnsi="Arial"/>
-                <w:color w:val="0F172A"/>
-                <w:sz w:val="19"/>
+                <w:sz w:val="17"/>
               </w:rPr>
               <w:t>src/pages/Dashboard.jsx</w:t>
             </w:r>
@@ -235,45 +268,41 @@
         <w:tc>
           <w:tcPr>
             <w:tcW w:type="dxa" w:w="3168"/>
-            <w:shd w:fill="0D1B38"/>
+            <w:shd w:fill="FFFFFF"/>
             <w:tcMar>
-              <w:top w:w="120" w:type="dxa"/>
-              <w:bottom w:w="120" w:type="dxa"/>
-              <w:left w:w="150" w:type="dxa"/>
-              <w:right w:w="150" w:type="dxa"/>
+              <w:top w:w="60" w:type="dxa"/>
+              <w:bottom w:w="60" w:type="dxa"/>
+              <w:left w:w="80" w:type="dxa"/>
+              <w:right w:w="80" w:type="dxa"/>
             </w:tcMar>
           </w:tcPr>
           <w:p>
             <w:r>
               <w:rPr>
-                <w:rFonts w:ascii="Arial" w:hAnsi="Arial"/>
                 <w:b/>
-                <w:color w:val="FFFFFF"/>
-                <w:sz w:val="19"/>
+                <w:sz w:val="17"/>
               </w:rPr>
-              <w:t>Backend API Endpoint</w:t>
+              <w:t>Backend API Endpoints</w:t>
             </w:r>
           </w:p>
         </w:tc>
         <w:tc>
           <w:tcPr>
-            <w:tcW w:type="dxa" w:w="6480"/>
-            <w:shd w:fill="F8FAFC"/>
+            <w:tcW w:type="dxa" w:w="6624"/>
+            <w:shd w:fill="FFFFFF"/>
             <w:tcMar>
-              <w:top w:w="120" w:type="dxa"/>
-              <w:bottom w:w="120" w:type="dxa"/>
-              <w:left w:w="150" w:type="dxa"/>
-              <w:right w:w="150" w:type="dxa"/>
+              <w:top w:w="60" w:type="dxa"/>
+              <w:bottom w:w="60" w:type="dxa"/>
+              <w:left w:w="80" w:type="dxa"/>
+              <w:right w:w="80" w:type="dxa"/>
             </w:tcMar>
           </w:tcPr>
           <w:p>
             <w:r>
               <w:rPr>
-                <w:rFonts w:ascii="Arial" w:hAnsi="Arial"/>
-                <w:color w:val="0F172A"/>
-                <w:sz w:val="19"/>
+                <w:sz w:val="17"/>
               </w:rPr>
-              <w:t>GET /api/transaksi/stats, GET /api/kendaraan/stats, GET /api/routes/stats</w:t>
+              <w:t>GET /api/dashboard-stats, GET /api/transaksi?limit=20</w:t>
             </w:r>
           </w:p>
         </w:tc>
@@ -282,21 +311,19 @@
         <w:tc>
           <w:tcPr>
             <w:tcW w:type="dxa" w:w="3168"/>
-            <w:shd w:fill="0D1B38"/>
+            <w:shd w:fill="F9FAFB"/>
             <w:tcMar>
-              <w:top w:w="120" w:type="dxa"/>
-              <w:bottom w:w="120" w:type="dxa"/>
-              <w:left w:w="150" w:type="dxa"/>
-              <w:right w:w="150" w:type="dxa"/>
+              <w:top w:w="60" w:type="dxa"/>
+              <w:bottom w:w="60" w:type="dxa"/>
+              <w:left w:w="80" w:type="dxa"/>
+              <w:right w:w="80" w:type="dxa"/>
             </w:tcMar>
           </w:tcPr>
           <w:p>
             <w:r>
               <w:rPr>
-                <w:rFonts w:ascii="Arial" w:hAnsi="Arial"/>
                 <w:b/>
-                <w:color w:val="FFFFFF"/>
-                <w:sz w:val="19"/>
+                <w:sz w:val="17"/>
               </w:rPr>
               <w:t>Koleksi MongoDB</w:t>
             </w:r>
@@ -304,23 +331,21 @@
         </w:tc>
         <w:tc>
           <w:tcPr>
-            <w:tcW w:type="dxa" w:w="6480"/>
-            <w:shd w:fill="F8FAFC"/>
+            <w:tcW w:type="dxa" w:w="6624"/>
+            <w:shd w:fill="F9FAFB"/>
             <w:tcMar>
-              <w:top w:w="120" w:type="dxa"/>
-              <w:bottom w:w="120" w:type="dxa"/>
-              <w:left w:w="150" w:type="dxa"/>
-              <w:right w:w="150" w:type="dxa"/>
+              <w:top w:w="60" w:type="dxa"/>
+              <w:bottom w:w="60" w:type="dxa"/>
+              <w:left w:w="80" w:type="dxa"/>
+              <w:right w:w="80" w:type="dxa"/>
             </w:tcMar>
           </w:tcPr>
           <w:p>
             <w:r>
               <w:rPr>
-                <w:rFonts w:ascii="Arial" w:hAnsi="Arial"/>
-                <w:color w:val="0F172A"/>
-                <w:sz w:val="19"/>
+                <w:sz w:val="17"/>
               </w:rPr>
-              <w:t>transaksi, master_kendaraan, route_journeys, master_route_nopen</w:t>
+              <w:t>transaksi, master_kendaraan, route_journeys, master_kantor, master_route_nopen</w:t>
             </w:r>
           </w:p>
         </w:tc>
@@ -329,21 +354,19 @@
         <w:tc>
           <w:tcPr>
             <w:tcW w:type="dxa" w:w="3168"/>
-            <w:shd w:fill="0D1B38"/>
+            <w:shd w:fill="FFFFFF"/>
             <w:tcMar>
-              <w:top w:w="120" w:type="dxa"/>
-              <w:bottom w:w="120" w:type="dxa"/>
-              <w:left w:w="150" w:type="dxa"/>
-              <w:right w:w="150" w:type="dxa"/>
+              <w:top w:w="60" w:type="dxa"/>
+              <w:bottom w:w="60" w:type="dxa"/>
+              <w:left w:w="80" w:type="dxa"/>
+              <w:right w:w="80" w:type="dxa"/>
             </w:tcMar>
           </w:tcPr>
           <w:p>
             <w:r>
               <w:rPr>
-                <w:rFonts w:ascii="Arial" w:hAnsi="Arial"/>
                 <w:b/>
-                <w:color w:val="FFFFFF"/>
-                <w:sz w:val="19"/>
+                <w:sz w:val="17"/>
               </w:rPr>
               <w:t>Hak Akses Role</w:t>
             </w:r>
@@ -351,406 +374,1733 @@
         </w:tc>
         <w:tc>
           <w:tcPr>
-            <w:tcW w:type="dxa" w:w="6480"/>
-            <w:shd w:fill="F8FAFC"/>
+            <w:tcW w:type="dxa" w:w="6624"/>
+            <w:shd w:fill="FFFFFF"/>
             <w:tcMar>
-              <w:top w:w="120" w:type="dxa"/>
-              <w:bottom w:w="120" w:type="dxa"/>
-              <w:left w:w="150" w:type="dxa"/>
-              <w:right w:w="150" w:type="dxa"/>
+              <w:top w:w="60" w:type="dxa"/>
+              <w:bottom w:w="60" w:type="dxa"/>
+              <w:left w:w="80" w:type="dxa"/>
+              <w:right w:w="80" w:type="dxa"/>
             </w:tcMar>
           </w:tcPr>
           <w:p>
             <w:r>
               <w:rPr>
-                <w:rFonts w:ascii="Arial" w:hAnsi="Arial"/>
-                <w:color w:val="0F172A"/>
-                <w:sz w:val="19"/>
+                <w:sz w:val="17"/>
               </w:rPr>
-              <w:t>Semua Role (Operator &amp; Super Admin)</w:t>
+              <w:t>Semua Role (Super Admin, Logistic Operator, Dispatcher, Driver)</w:t>
             </w:r>
           </w:p>
         </w:tc>
       </w:tr>
     </w:tbl>
+    <w:p/>
     <w:p>
       <w:pPr>
-        <w:spacing w:after="200"/>
-      </w:pPr>
-    </w:p>
-    <w:p>
-      <w:pPr>
-        <w:spacing w:before="280" w:after="120"/>
+        <w:pStyle w:val="Heading2"/>
       </w:pPr>
       <w:r>
         <w:rPr>
-          <w:rFonts w:ascii="Arial" w:hAnsi="Arial"/>
           <w:b/>
-          <w:color w:val="0284C7"/>
-          <w:sz w:val="26"/>
+          <w:color w:val="003366"/>
+          <w:sz w:val="23"/>
         </w:rPr>
         <w:t>1. Deskripsi &amp; Tujuan Utama Modul</w:t>
       </w:r>
     </w:p>
     <w:p>
-      <w:pPr>
-        <w:spacing w:after="80" w:line="276" w:lineRule="auto"/>
-      </w:pPr>
       <w:r>
         <w:rPr>
-          <w:rFonts w:ascii="Arial" w:hAnsi="Arial"/>
-          <w:color w:val="334155"/>
           <w:sz w:val="19"/>
         </w:rPr>
-        <w:t>Halaman Dashboard Operasional merupakan pusat komando (command center) visual bagi manajemen logistik PT Pos Indonesia. Halaman ini menyajikan rangkuman metrik statistik real-time mengenai status pengiriman resi paket, ketersediaan armada mobil, utilisasi rute feeder/intercity, dan status koneksi database MongoDB.</w:t>
+        <w:t>Halaman Dashboard Operasional merupakan pusat komando (command center) visual bagi operasional logistik PT Pos Indonesia. Halaman ini menyajikan metrik statistik real-time mengenai volume resi kiriman pos, persentase pengiriman aktif, paket sukses terkirim, retur paket, akumulasi nilai rupiah ongkos kirim, tonase kargo, serta grafik tren pengiriman dan penjualan.</w:t>
       </w:r>
     </w:p>
     <w:p>
       <w:pPr>
-        <w:spacing w:before="280" w:after="120"/>
+        <w:pStyle w:val="Heading2"/>
       </w:pPr>
       <w:r>
         <w:rPr>
-          <w:rFonts w:ascii="Arial" w:hAnsi="Arial"/>
           <w:b/>
-          <w:color w:val="0284C7"/>
-          <w:sz w:val="26"/>
+          <w:color w:val="003366"/>
+          <w:sz w:val="23"/>
         </w:rPr>
-        <w:t>2. Fitur-Fitur Utama &amp; Komponen UI</w:t>
+        <w:t>2. Tata Letak Halaman (UI Layout &amp; Wireframe)</w:t>
+      </w:r>
+    </w:p>
+    <w:p>
+      <w:r>
+        <w:rPr>
+          <w:sz w:val="19"/>
+        </w:rPr>
+        <w:t>Struktur tata letak visual halaman Dashboard Operasional dibagi menjadi 5 tingkatan baris (Row Layout Grid) terstruktur sebagai berikut:</w:t>
+      </w:r>
+    </w:p>
+    <w:p>
+      <w:r>
+        <w:rPr>
+          <w:b/>
+          <w:color w:val="004488"/>
+          <w:sz w:val="19"/>
+        </w:rPr>
+        <w:t>📐 Diagram Visual Tata Letak Halaman (Wireframe UI Layout):</w:t>
       </w:r>
     </w:p>
     <w:p>
       <w:pPr>
-        <w:spacing w:after="80" w:line="276" w:lineRule="auto" w:before="160"/>
+        <w:spacing w:before="40" w:after="80"/>
+        <w:ind w:left="144"/>
       </w:pPr>
       <w:r>
         <w:rPr>
-          <w:rFonts w:ascii="Arial" w:hAnsi="Arial"/>
+          <w:rFonts w:ascii="Consolas" w:hAnsi="Consolas"/>
+          <w:sz w:val="16"/>
+        </w:rPr>
+        <w:t>+---------------------------------------------------------------------------------------------------------+</w:t>
+        <w:br/>
+        <w:t>| [A] SUBHEADER: Judul Halaman ("Analytics") | Badge Filter Aktif | [B] Filter Periode Dropdown Pill (Tgl)|</w:t>
+        <w:br/>
+        <w:t>+---------------------------------------------------------------------------------------------------------+</w:t>
+        <w:br/>
+        <w:t>| [C1] KPI Total      | [C2] KPI Active    | [C3] KPI Completed | [C4] KPI Returned  | [C5] KPI Freight   |</w:t>
+        <w:br/>
+        <w:t>|      Shipments (Dark|      Shipments     |      Shipments     |      / Failed      |      Value &amp; Cargo |</w:t>
+        <w:br/>
+        <w:t>|      Blue Card)     |      (Cyan Card)   |      (Green Card)  |      (Pink Card)   |      (Purple Card) |</w:t>
+        <w:br/>
+        <w:t>+------------------------------------------+--------------------+--------------------+--------------------+</w:t>
+        <w:br/>
+        <w:t>| [D1] CHART 1: SHIPMENT (Stacked Bar Chart)                    | [D2] CHART 2: SALES &amp; FREIGHT VOLUME    |</w:t>
+        <w:br/>
+        <w:t>| - Period Filter Pill: [Week | Month | Year]                   | - Period Filter: [Week | Month | Year]  |</w:t>
+        <w:br/>
+        <w:t>| - Y-Axis Grid &amp; Dynamic Guidelines                            | - Y-Axis Guidelines in Millions IDR     |</w:t>
+        <w:br/>
+        <w:t>| - Stacked Pillars: [On Delivery, Delivered, Returned]         | - Smooth Harmonic Spline Line &amp; Area SVG|</w:t>
+        <w:br/>
+        <w:t>| - Hover Tooltip: Volume per Status &amp; Persentase               | - Hover Tooltip: Revenue &amp; Connotes     |</w:t>
+        <w:br/>
+        <w:t>| - Legend Badges: All, On Delivery, Delivered, Returned        | - Filter Layanan: All, Nextday, Reg...  |</w:t>
+        <w:br/>
+        <w:t>+---------------------------------------------------------------+-----------------------------------------+</w:t>
+        <w:br/>
+        <w:t>| [E1] POPULAR CATEGORIES (Donut Chart)  | [E2] AV. CHECK (Nilai per Resi) | [E3] AV. DELIVERY TIME (Lead)|</w:t>
+        <w:br/>
+        <w:t>| - Donut SVG Multi-Segment             | - Service Ranking Bar Chart     | - Regional Hub Transit SLA   |</w:t>
+        <w:br/>
+        <w:t>| - Center Text: "All Products"         | - Avg Revenue per Service       | - Status: Perfect/Fine/TooLong|</w:t>
+        <w:br/>
+        <w:t>| - Legend: % per Layanan Pos           | - Link: See All -&gt; /transaksi   | - Link: See All -&gt; /kantor   |</w:t>
+        <w:br/>
+        <w:t>+---------------------------------------+---------------------------------+-------------------------------+</w:t>
+        <w:br/>
+        <w:t>| [F] LIVE CONNOTES TELEMETRY STREAM (Real-Time Live Table)                                               |</w:t>
+        <w:br/>
+        <w:t>| - Table Header: Icon, Title, Live Sync Badge ("REAL-TIME SYNC")                                         |</w:t>
+        <w:br/>
+        <w:t>| - Quick Search Input Filter (Resi, Lokasi, Layanan, Nopol)                                              |</w:t>
+        <w:br/>
+        <w:t>| - Telemetry Table: Resi Code (Copyable), Origin Nopen, Dest Nopen, Layanan, Weight, Status, Jam Scan     |</w:t>
+        <w:br/>
+        <w:t>+---------------------------------------------------------------------------------------------------------+</w:t>
+      </w:r>
+    </w:p>
+    <w:p>
+      <w:r>
+        <w:rPr>
           <w:b/>
-          <w:color w:val="0D1B38"/>
-          <w:sz w:val="21"/>
+          <w:color w:val="CC3300"/>
+          <w:sz w:val="20"/>
         </w:rPr>
-        <w:t>Ringkasan Stat Snapshot Cards</w:t>
+        <w:t>📋 Rincian &amp; Keterangan Setiap Kotak / Komponen Tata Letak:</w:t>
+      </w:r>
+    </w:p>
+    <w:tbl>
+      <w:tblPr>
+        <w:tblW w:type="auto" w:w="0"/>
+        <w:jc w:val="center"/>
+        <w:tblLook w:firstColumn="1" w:firstRow="1" w:lastColumn="0" w:lastRow="0" w:noHBand="0" w:noVBand="1" w:val="04A0"/>
+      </w:tblPr>
+      <w:tblGrid>
+        <w:gridCol w:w="1987"/>
+        <w:gridCol w:w="1987"/>
+        <w:gridCol w:w="1987"/>
+        <w:gridCol w:w="1987"/>
+        <w:gridCol w:w="1987"/>
+      </w:tblGrid>
+      <w:tr>
+        <w:tc>
+          <w:tcPr>
+            <w:tcW w:type="dxa" w:w="2016"/>
+            <w:shd w:fill="003366"/>
+            <w:tcMar>
+              <w:top w:w="60" w:type="dxa"/>
+              <w:bottom w:w="60" w:type="dxa"/>
+              <w:left w:w="80" w:type="dxa"/>
+              <w:right w:w="80" w:type="dxa"/>
+            </w:tcMar>
+          </w:tcPr>
+          <w:p>
+            <w:r>
+              <w:rPr>
+                <w:b/>
+                <w:color w:val="FFFFFF"/>
+                <w:sz w:val="16"/>
+              </w:rPr>
+              <w:t>Bagian / Kotak UI</w:t>
+            </w:r>
+          </w:p>
+        </w:tc>
+        <w:tc>
+          <w:tcPr>
+            <w:tcW w:type="dxa" w:w="1728"/>
+            <w:shd w:fill="003366"/>
+            <w:tcMar>
+              <w:top w:w="60" w:type="dxa"/>
+              <w:bottom w:w="60" w:type="dxa"/>
+              <w:left w:w="80" w:type="dxa"/>
+              <w:right w:w="80" w:type="dxa"/>
+            </w:tcMar>
+          </w:tcPr>
+          <w:p>
+            <w:r>
+              <w:rPr>
+                <w:b/>
+                <w:color w:val="FFFFFF"/>
+                <w:sz w:val="16"/>
+              </w:rPr>
+              <w:t>Tipe Visual &amp; Posisi</w:t>
+            </w:r>
+          </w:p>
+        </w:tc>
+        <w:tc>
+          <w:tcPr>
+            <w:tcW w:type="dxa" w:w="2304"/>
+            <w:shd w:fill="003366"/>
+            <w:tcMar>
+              <w:top w:w="60" w:type="dxa"/>
+              <w:bottom w:w="60" w:type="dxa"/>
+              <w:left w:w="80" w:type="dxa"/>
+              <w:right w:w="80" w:type="dxa"/>
+            </w:tcMar>
+          </w:tcPr>
+          <w:p>
+            <w:r>
+              <w:rPr>
+                <w:b/>
+                <w:color w:val="FFFFFF"/>
+                <w:sz w:val="16"/>
+              </w:rPr>
+              <w:t>Fungsi &amp; Kegunaan</w:t>
+            </w:r>
+          </w:p>
+        </w:tc>
+        <w:tc>
+          <w:tcPr>
+            <w:tcW w:type="dxa" w:w="2016"/>
+            <w:shd w:fill="003366"/>
+            <w:tcMar>
+              <w:top w:w="60" w:type="dxa"/>
+              <w:bottom w:w="60" w:type="dxa"/>
+              <w:left w:w="80" w:type="dxa"/>
+              <w:right w:w="80" w:type="dxa"/>
+            </w:tcMar>
+          </w:tcPr>
+          <w:p>
+            <w:r>
+              <w:rPr>
+                <w:b/>
+                <w:color w:val="FFFFFF"/>
+                <w:sz w:val="16"/>
+              </w:rPr>
+              <w:t>Sumber Data &amp; Kalkulasi</w:t>
+            </w:r>
+          </w:p>
+        </w:tc>
+        <w:tc>
+          <w:tcPr>
+            <w:tcW w:type="dxa" w:w="1728"/>
+            <w:shd w:fill="003366"/>
+            <w:tcMar>
+              <w:top w:w="60" w:type="dxa"/>
+              <w:bottom w:w="60" w:type="dxa"/>
+              <w:left w:w="80" w:type="dxa"/>
+              <w:right w:w="80" w:type="dxa"/>
+            </w:tcMar>
+          </w:tcPr>
+          <w:p>
+            <w:r>
+              <w:rPr>
+                <w:b/>
+                <w:color w:val="FFFFFF"/>
+                <w:sz w:val="16"/>
+              </w:rPr>
+              <w:t>Interaktivitas &amp; Aksi</w:t>
+            </w:r>
+          </w:p>
+        </w:tc>
+      </w:tr>
+      <w:tr>
+        <w:tc>
+          <w:tcPr>
+            <w:tcW w:type="dxa" w:w="2016"/>
+            <w:shd w:fill="FFFFFF"/>
+            <w:tcMar>
+              <w:top w:w="60" w:type="dxa"/>
+              <w:bottom w:w="60" w:type="dxa"/>
+              <w:left w:w="80" w:type="dxa"/>
+              <w:right w:w="80" w:type="dxa"/>
+            </w:tcMar>
+          </w:tcPr>
+          <w:p>
+            <w:r>
+              <w:rPr>
+                <w:b/>
+                <w:color w:val="003366"/>
+                <w:sz w:val="15"/>
+              </w:rPr>
+              <w:t>Kotak [A]: Subheader Title &amp; Filter Badge</w:t>
+            </w:r>
+          </w:p>
+        </w:tc>
+        <w:tc>
+          <w:tcPr>
+            <w:tcW w:type="dxa" w:w="1728"/>
+            <w:shd w:fill="FFFFFF"/>
+            <w:tcMar>
+              <w:top w:w="60" w:type="dxa"/>
+              <w:bottom w:w="60" w:type="dxa"/>
+              <w:left w:w="80" w:type="dxa"/>
+              <w:right w:w="80" w:type="dxa"/>
+            </w:tcMar>
+          </w:tcPr>
+          <w:p>
+            <w:r>
+              <w:rPr>
+                <w:sz w:val="15"/>
+              </w:rPr>
+              <w:t>Header Bar (Pojok Kiri Atas)</w:t>
+            </w:r>
+          </w:p>
+        </w:tc>
+        <w:tc>
+          <w:tcPr>
+            <w:tcW w:type="dxa" w:w="2304"/>
+            <w:shd w:fill="FFFFFF"/>
+            <w:tcMar>
+              <w:top w:w="60" w:type="dxa"/>
+              <w:bottom w:w="60" w:type="dxa"/>
+              <w:left w:w="80" w:type="dxa"/>
+              <w:right w:w="80" w:type="dxa"/>
+            </w:tcMar>
+          </w:tcPr>
+          <w:p>
+            <w:r>
+              <w:rPr>
+                <w:sz w:val="15"/>
+              </w:rPr>
+              <w:t>Menampilkan nama modul ('Analytics') dan indikator jumlah data yang tersaring saat filter aktif.</w:t>
+            </w:r>
+          </w:p>
+        </w:tc>
+        <w:tc>
+          <w:tcPr>
+            <w:tcW w:type="dxa" w:w="2016"/>
+            <w:shd w:fill="FFFFFF"/>
+            <w:tcMar>
+              <w:top w:w="60" w:type="dxa"/>
+              <w:bottom w:w="60" w:type="dxa"/>
+              <w:left w:w="80" w:type="dxa"/>
+              <w:right w:w="80" w:type="dxa"/>
+            </w:tcMar>
+          </w:tcPr>
+          <w:p>
+            <w:r>
+              <w:rPr>
+                <w:sz w:val="15"/>
+              </w:rPr>
+              <w:t>State `isFiltered`, metadata `dbStats.filterMeta`</w:t>
+            </w:r>
+          </w:p>
+        </w:tc>
+        <w:tc>
+          <w:tcPr>
+            <w:tcW w:type="dxa" w:w="1728"/>
+            <w:shd w:fill="FFFFFF"/>
+            <w:tcMar>
+              <w:top w:w="60" w:type="dxa"/>
+              <w:bottom w:w="60" w:type="dxa"/>
+              <w:left w:w="80" w:type="dxa"/>
+              <w:right w:w="80" w:type="dxa"/>
+            </w:tcMar>
+          </w:tcPr>
+          <w:p>
+            <w:r>
+              <w:rPr>
+                <w:sz w:val="15"/>
+              </w:rPr>
+              <w:t>Tombol 'Reset' merah muncul otomatis saat filter aktif untuk mengembalikan tampilan ke seluruh data.</w:t>
+            </w:r>
+          </w:p>
+        </w:tc>
+      </w:tr>
+      <w:tr>
+        <w:tc>
+          <w:tcPr>
+            <w:tcW w:type="dxa" w:w="2016"/>
+            <w:shd w:fill="F9FAFB"/>
+            <w:tcMar>
+              <w:top w:w="60" w:type="dxa"/>
+              <w:bottom w:w="60" w:type="dxa"/>
+              <w:left w:w="80" w:type="dxa"/>
+              <w:right w:w="80" w:type="dxa"/>
+            </w:tcMar>
+          </w:tcPr>
+          <w:p>
+            <w:r>
+              <w:rPr>
+                <w:b/>
+                <w:color w:val="003366"/>
+                <w:sz w:val="15"/>
+              </w:rPr>
+              <w:t>Kotak [B]: Filter Periode Dropdown Pill</w:t>
+            </w:r>
+          </w:p>
+        </w:tc>
+        <w:tc>
+          <w:tcPr>
+            <w:tcW w:type="dxa" w:w="1728"/>
+            <w:shd w:fill="F9FAFB"/>
+            <w:tcMar>
+              <w:top w:w="60" w:type="dxa"/>
+              <w:bottom w:w="60" w:type="dxa"/>
+              <w:left w:w="80" w:type="dxa"/>
+              <w:right w:w="80" w:type="dxa"/>
+            </w:tcMar>
+          </w:tcPr>
+          <w:p>
+            <w:r>
+              <w:rPr>
+                <w:sz w:val="15"/>
+              </w:rPr>
+              <w:t>Pill Button &amp; Dropdown Menu (Pojok Kanan Atas)</w:t>
+            </w:r>
+          </w:p>
+        </w:tc>
+        <w:tc>
+          <w:tcPr>
+            <w:tcW w:type="dxa" w:w="2304"/>
+            <w:shd w:fill="F9FAFB"/>
+            <w:tcMar>
+              <w:top w:w="60" w:type="dxa"/>
+              <w:bottom w:w="60" w:type="dxa"/>
+              <w:left w:w="80" w:type="dxa"/>
+              <w:right w:w="80" w:type="dxa"/>
+            </w:tcMar>
+          </w:tcPr>
+          <w:p>
+            <w:r>
+              <w:rPr>
+                <w:sz w:val="15"/>
+              </w:rPr>
+              <w:t>Menyediakan pilihan rentang waktu penarikan data dari database MongoDB.</w:t>
+            </w:r>
+          </w:p>
+        </w:tc>
+        <w:tc>
+          <w:tcPr>
+            <w:tcW w:type="dxa" w:w="2016"/>
+            <w:shd w:fill="F9FAFB"/>
+            <w:tcMar>
+              <w:top w:w="60" w:type="dxa"/>
+              <w:bottom w:w="60" w:type="dxa"/>
+              <w:left w:w="80" w:type="dxa"/>
+              <w:right w:w="80" w:type="dxa"/>
+            </w:tcMar>
+          </w:tcPr>
+          <w:p>
+            <w:r>
+              <w:rPr>
+                <w:sz w:val="15"/>
+              </w:rPr>
+              <w:t>State `datePreset`, presets: today, aug2026, 7d, 30d, jul2026, ytd2026</w:t>
+            </w:r>
+          </w:p>
+        </w:tc>
+        <w:tc>
+          <w:tcPr>
+            <w:tcW w:type="dxa" w:w="1728"/>
+            <w:shd w:fill="F9FAFB"/>
+            <w:tcMar>
+              <w:top w:w="60" w:type="dxa"/>
+              <w:bottom w:w="60" w:type="dxa"/>
+              <w:left w:w="80" w:type="dxa"/>
+              <w:right w:w="80" w:type="dxa"/>
+            </w:tcMar>
+          </w:tcPr>
+          <w:p>
+            <w:r>
+              <w:rPr>
+                <w:sz w:val="15"/>
+              </w:rPr>
+              <w:t>Klik membuka menu modal preset waktu dan form tanggal manual (custom date start &amp; end).</w:t>
+            </w:r>
+          </w:p>
+        </w:tc>
+      </w:tr>
+      <w:tr>
+        <w:tc>
+          <w:tcPr>
+            <w:tcW w:type="dxa" w:w="2016"/>
+            <w:shd w:fill="FFFFFF"/>
+            <w:tcMar>
+              <w:top w:w="60" w:type="dxa"/>
+              <w:bottom w:w="60" w:type="dxa"/>
+              <w:left w:w="80" w:type="dxa"/>
+              <w:right w:w="80" w:type="dxa"/>
+            </w:tcMar>
+          </w:tcPr>
+          <w:p>
+            <w:r>
+              <w:rPr>
+                <w:b/>
+                <w:color w:val="003366"/>
+                <w:sz w:val="15"/>
+              </w:rPr>
+              <w:t>Kotak [C1]: Total Shipments KPI Card</w:t>
+            </w:r>
+          </w:p>
+        </w:tc>
+        <w:tc>
+          <w:tcPr>
+            <w:tcW w:type="dxa" w:w="1728"/>
+            <w:shd w:fill="FFFFFF"/>
+            <w:tcMar>
+              <w:top w:w="60" w:type="dxa"/>
+              <w:bottom w:w="60" w:type="dxa"/>
+              <w:left w:w="80" w:type="dxa"/>
+              <w:right w:w="80" w:type="dxa"/>
+            </w:tcMar>
+          </w:tcPr>
+          <w:p>
+            <w:r>
+              <w:rPr>
+                <w:sz w:val="15"/>
+              </w:rPr>
+              <w:t>KPI Card Pastel Dark Blue (Row 1 Kolom 1)</w:t>
+            </w:r>
+          </w:p>
+        </w:tc>
+        <w:tc>
+          <w:tcPr>
+            <w:tcW w:type="dxa" w:w="2304"/>
+            <w:shd w:fill="FFFFFF"/>
+            <w:tcMar>
+              <w:top w:w="60" w:type="dxa"/>
+              <w:bottom w:w="60" w:type="dxa"/>
+              <w:left w:w="80" w:type="dxa"/>
+              <w:right w:w="80" w:type="dxa"/>
+            </w:tcMar>
+          </w:tcPr>
+          <w:p>
+            <w:r>
+              <w:rPr>
+                <w:sz w:val="15"/>
+              </w:rPr>
+              <w:t>Menampilkan jumlah total transaksi paket/connote yang tercatat di database.</w:t>
+            </w:r>
+          </w:p>
+        </w:tc>
+        <w:tc>
+          <w:tcPr>
+            <w:tcW w:type="dxa" w:w="2016"/>
+            <w:shd w:fill="FFFFFF"/>
+            <w:tcMar>
+              <w:top w:w="60" w:type="dxa"/>
+              <w:bottom w:w="60" w:type="dxa"/>
+              <w:left w:w="80" w:type="dxa"/>
+              <w:right w:w="80" w:type="dxa"/>
+            </w:tcMar>
+          </w:tcPr>
+          <w:p>
+            <w:r>
+              <w:rPr>
+                <w:sz w:val="15"/>
+              </w:rPr>
+              <w:t>Field `dbStats.totals.total_packages`</w:t>
+            </w:r>
+          </w:p>
+        </w:tc>
+        <w:tc>
+          <w:tcPr>
+            <w:tcW w:type="dxa" w:w="1728"/>
+            <w:shd w:fill="FFFFFF"/>
+            <w:tcMar>
+              <w:top w:w="60" w:type="dxa"/>
+              <w:bottom w:w="60" w:type="dxa"/>
+              <w:left w:w="80" w:type="dxa"/>
+              <w:right w:w="80" w:type="dxa"/>
+            </w:tcMar>
+          </w:tcPr>
+          <w:p>
+            <w:r>
+              <w:rPr>
+                <w:sz w:val="15"/>
+              </w:rPr>
+              <w:t>Dapat diklik untuk beralih cepat ke halaman Database Viewer (/transaksi).</w:t>
+            </w:r>
+          </w:p>
+        </w:tc>
+      </w:tr>
+      <w:tr>
+        <w:tc>
+          <w:tcPr>
+            <w:tcW w:type="dxa" w:w="2016"/>
+            <w:shd w:fill="F9FAFB"/>
+            <w:tcMar>
+              <w:top w:w="60" w:type="dxa"/>
+              <w:bottom w:w="60" w:type="dxa"/>
+              <w:left w:w="80" w:type="dxa"/>
+              <w:right w:w="80" w:type="dxa"/>
+            </w:tcMar>
+          </w:tcPr>
+          <w:p>
+            <w:r>
+              <w:rPr>
+                <w:b/>
+                <w:color w:val="003366"/>
+                <w:sz w:val="15"/>
+              </w:rPr>
+              <w:t>Kotak [C2]: Active Shipments KPI Card</w:t>
+            </w:r>
+          </w:p>
+        </w:tc>
+        <w:tc>
+          <w:tcPr>
+            <w:tcW w:type="dxa" w:w="1728"/>
+            <w:shd w:fill="F9FAFB"/>
+            <w:tcMar>
+              <w:top w:w="60" w:type="dxa"/>
+              <w:bottom w:w="60" w:type="dxa"/>
+              <w:left w:w="80" w:type="dxa"/>
+              <w:right w:w="80" w:type="dxa"/>
+            </w:tcMar>
+          </w:tcPr>
+          <w:p>
+            <w:r>
+              <w:rPr>
+                <w:sz w:val="15"/>
+              </w:rPr>
+              <w:t>KPI Card Pastel Soft Cyan (Row 1 Kolom 2)</w:t>
+            </w:r>
+          </w:p>
+        </w:tc>
+        <w:tc>
+          <w:tcPr>
+            <w:tcW w:type="dxa" w:w="2304"/>
+            <w:shd w:fill="F9FAFB"/>
+            <w:tcMar>
+              <w:top w:w="60" w:type="dxa"/>
+              <w:bottom w:w="60" w:type="dxa"/>
+              <w:left w:w="80" w:type="dxa"/>
+              <w:right w:w="80" w:type="dxa"/>
+            </w:tcMar>
+          </w:tcPr>
+          <w:p>
+            <w:r>
+              <w:rPr>
+                <w:sz w:val="15"/>
+              </w:rPr>
+              <w:t>Menampilkan volume paket yang sedang dalam pergerakan armada beserta persentase dari total paket.</w:t>
+            </w:r>
+          </w:p>
+        </w:tc>
+        <w:tc>
+          <w:tcPr>
+            <w:tcW w:type="dxa" w:w="2016"/>
+            <w:shd w:fill="F9FAFB"/>
+            <w:tcMar>
+              <w:top w:w="60" w:type="dxa"/>
+              <w:bottom w:w="60" w:type="dxa"/>
+              <w:left w:w="80" w:type="dxa"/>
+              <w:right w:w="80" w:type="dxa"/>
+            </w:tcMar>
+          </w:tcPr>
+          <w:p>
+            <w:r>
+              <w:rPr>
+                <w:sz w:val="15"/>
+              </w:rPr>
+              <w:t>Field `totals.active_shipments`, kalkulasi `(active/total)*100`</w:t>
+            </w:r>
+          </w:p>
+        </w:tc>
+        <w:tc>
+          <w:tcPr>
+            <w:tcW w:type="dxa" w:w="1728"/>
+            <w:shd w:fill="F9FAFB"/>
+            <w:tcMar>
+              <w:top w:w="60" w:type="dxa"/>
+              <w:bottom w:w="60" w:type="dxa"/>
+              <w:left w:w="80" w:type="dxa"/>
+              <w:right w:w="80" w:type="dxa"/>
+            </w:tcMar>
+          </w:tcPr>
+          <w:p>
+            <w:r>
+              <w:rPr>
+                <w:sz w:val="15"/>
+              </w:rPr>
+              <w:t>Menampilkan status paket aktif berstatus ENTRY, LOADED, IN_TRANSIT, INVEHICLE.</w:t>
+            </w:r>
+          </w:p>
+        </w:tc>
+      </w:tr>
+      <w:tr>
+        <w:tc>
+          <w:tcPr>
+            <w:tcW w:type="dxa" w:w="2016"/>
+            <w:shd w:fill="FFFFFF"/>
+            <w:tcMar>
+              <w:top w:w="60" w:type="dxa"/>
+              <w:bottom w:w="60" w:type="dxa"/>
+              <w:left w:w="80" w:type="dxa"/>
+              <w:right w:w="80" w:type="dxa"/>
+            </w:tcMar>
+          </w:tcPr>
+          <w:p>
+            <w:r>
+              <w:rPr>
+                <w:b/>
+                <w:color w:val="003366"/>
+                <w:sz w:val="15"/>
+              </w:rPr>
+              <w:t>Kotak [C3]: Completed Shipments KPI Card</w:t>
+            </w:r>
+          </w:p>
+        </w:tc>
+        <w:tc>
+          <w:tcPr>
+            <w:tcW w:type="dxa" w:w="1728"/>
+            <w:shd w:fill="FFFFFF"/>
+            <w:tcMar>
+              <w:top w:w="60" w:type="dxa"/>
+              <w:bottom w:w="60" w:type="dxa"/>
+              <w:left w:w="80" w:type="dxa"/>
+              <w:right w:w="80" w:type="dxa"/>
+            </w:tcMar>
+          </w:tcPr>
+          <w:p>
+            <w:r>
+              <w:rPr>
+                <w:sz w:val="15"/>
+              </w:rPr>
+              <w:t>KPI Card Pastel Soft Green (Row 1 Kolom 3)</w:t>
+            </w:r>
+          </w:p>
+        </w:tc>
+        <w:tc>
+          <w:tcPr>
+            <w:tcW w:type="dxa" w:w="2304"/>
+            <w:shd w:fill="FFFFFF"/>
+            <w:tcMar>
+              <w:top w:w="60" w:type="dxa"/>
+              <w:bottom w:w="60" w:type="dxa"/>
+              <w:left w:w="80" w:type="dxa"/>
+              <w:right w:w="80" w:type="dxa"/>
+            </w:tcMar>
+          </w:tcPr>
+          <w:p>
+            <w:r>
+              <w:rPr>
+                <w:sz w:val="15"/>
+              </w:rPr>
+              <w:t>Menampilkan jumlah paket yang telah sukses terkirim ke penerima beserta persentase keberhasilan.</w:t>
+            </w:r>
+          </w:p>
+        </w:tc>
+        <w:tc>
+          <w:tcPr>
+            <w:tcW w:type="dxa" w:w="2016"/>
+            <w:shd w:fill="FFFFFF"/>
+            <w:tcMar>
+              <w:top w:w="60" w:type="dxa"/>
+              <w:bottom w:w="60" w:type="dxa"/>
+              <w:left w:w="80" w:type="dxa"/>
+              <w:right w:w="80" w:type="dxa"/>
+            </w:tcMar>
+          </w:tcPr>
+          <w:p>
+            <w:r>
+              <w:rPr>
+                <w:sz w:val="15"/>
+              </w:rPr>
+              <w:t>Field `totals.completed_shipments`, kalkulasi `(completed/total)*100`</w:t>
+            </w:r>
+          </w:p>
+        </w:tc>
+        <w:tc>
+          <w:tcPr>
+            <w:tcW w:type="dxa" w:w="1728"/>
+            <w:shd w:fill="FFFFFF"/>
+            <w:tcMar>
+              <w:top w:w="60" w:type="dxa"/>
+              <w:bottom w:w="60" w:type="dxa"/>
+              <w:left w:w="80" w:type="dxa"/>
+              <w:right w:w="80" w:type="dxa"/>
+            </w:tcMar>
+          </w:tcPr>
+          <w:p>
+            <w:r>
+              <w:rPr>
+                <w:sz w:val="15"/>
+              </w:rPr>
+              <w:t>Menampilkan status paket DELIVERED dan SELESAI.</w:t>
+            </w:r>
+          </w:p>
+        </w:tc>
+      </w:tr>
+      <w:tr>
+        <w:tc>
+          <w:tcPr>
+            <w:tcW w:type="dxa" w:w="2016"/>
+            <w:shd w:fill="F9FAFB"/>
+            <w:tcMar>
+              <w:top w:w="60" w:type="dxa"/>
+              <w:bottom w:w="60" w:type="dxa"/>
+              <w:left w:w="80" w:type="dxa"/>
+              <w:right w:w="80" w:type="dxa"/>
+            </w:tcMar>
+          </w:tcPr>
+          <w:p>
+            <w:r>
+              <w:rPr>
+                <w:b/>
+                <w:color w:val="003366"/>
+                <w:sz w:val="15"/>
+              </w:rPr>
+              <w:t>Kotak [C4]: Returned / Failed KPI Card</w:t>
+            </w:r>
+          </w:p>
+        </w:tc>
+        <w:tc>
+          <w:tcPr>
+            <w:tcW w:type="dxa" w:w="1728"/>
+            <w:shd w:fill="F9FAFB"/>
+            <w:tcMar>
+              <w:top w:w="60" w:type="dxa"/>
+              <w:bottom w:w="60" w:type="dxa"/>
+              <w:left w:w="80" w:type="dxa"/>
+              <w:right w:w="80" w:type="dxa"/>
+            </w:tcMar>
+          </w:tcPr>
+          <w:p>
+            <w:r>
+              <w:rPr>
+                <w:sz w:val="15"/>
+              </w:rPr>
+              <w:t>KPI Card Pastel Soft Pink (Row 1 Kolom 4)</w:t>
+            </w:r>
+          </w:p>
+        </w:tc>
+        <w:tc>
+          <w:tcPr>
+            <w:tcW w:type="dxa" w:w="2304"/>
+            <w:shd w:fill="F9FAFB"/>
+            <w:tcMar>
+              <w:top w:w="60" w:type="dxa"/>
+              <w:bottom w:w="60" w:type="dxa"/>
+              <w:left w:w="80" w:type="dxa"/>
+              <w:right w:w="80" w:type="dxa"/>
+            </w:tcMar>
+          </w:tcPr>
+          <w:p>
+            <w:r>
+              <w:rPr>
+                <w:sz w:val="15"/>
+              </w:rPr>
+              <w:t>Menampilkan jumlah paket gagal kirim, rusak, atau diretur beserta persentase risiko.</w:t>
+            </w:r>
+          </w:p>
+        </w:tc>
+        <w:tc>
+          <w:tcPr>
+            <w:tcW w:type="dxa" w:w="2016"/>
+            <w:shd w:fill="F9FAFB"/>
+            <w:tcMar>
+              <w:top w:w="60" w:type="dxa"/>
+              <w:bottom w:w="60" w:type="dxa"/>
+              <w:left w:w="80" w:type="dxa"/>
+              <w:right w:w="80" w:type="dxa"/>
+            </w:tcMar>
+          </w:tcPr>
+          <w:p>
+            <w:r>
+              <w:rPr>
+                <w:sz w:val="15"/>
+              </w:rPr>
+              <w:t>Field `totals.returned_shipments`, kalkulasi `(returned/total)*100`</w:t>
+            </w:r>
+          </w:p>
+        </w:tc>
+        <w:tc>
+          <w:tcPr>
+            <w:tcW w:type="dxa" w:w="1728"/>
+            <w:shd w:fill="F9FAFB"/>
+            <w:tcMar>
+              <w:top w:w="60" w:type="dxa"/>
+              <w:bottom w:w="60" w:type="dxa"/>
+              <w:left w:w="80" w:type="dxa"/>
+              <w:right w:w="80" w:type="dxa"/>
+            </w:tcMar>
+          </w:tcPr>
+          <w:p>
+            <w:r>
+              <w:rPr>
+                <w:sz w:val="15"/>
+              </w:rPr>
+              <w:t>Menampilkan status paket RETURN, GAGAL, atau CANCELLED.</w:t>
+            </w:r>
+          </w:p>
+        </w:tc>
+      </w:tr>
+      <w:tr>
+        <w:tc>
+          <w:tcPr>
+            <w:tcW w:type="dxa" w:w="2016"/>
+            <w:shd w:fill="FFFFFF"/>
+            <w:tcMar>
+              <w:top w:w="60" w:type="dxa"/>
+              <w:bottom w:w="60" w:type="dxa"/>
+              <w:left w:w="80" w:type="dxa"/>
+              <w:right w:w="80" w:type="dxa"/>
+            </w:tcMar>
+          </w:tcPr>
+          <w:p>
+            <w:r>
+              <w:rPr>
+                <w:b/>
+                <w:color w:val="003366"/>
+                <w:sz w:val="15"/>
+              </w:rPr>
+              <w:t>Kotak [C5]: Freight Value &amp; Cargo KPI Card</w:t>
+            </w:r>
+          </w:p>
+        </w:tc>
+        <w:tc>
+          <w:tcPr>
+            <w:tcW w:type="dxa" w:w="1728"/>
+            <w:shd w:fill="FFFFFF"/>
+            <w:tcMar>
+              <w:top w:w="60" w:type="dxa"/>
+              <w:bottom w:w="60" w:type="dxa"/>
+              <w:left w:w="80" w:type="dxa"/>
+              <w:right w:w="80" w:type="dxa"/>
+            </w:tcMar>
+          </w:tcPr>
+          <w:p>
+            <w:r>
+              <w:rPr>
+                <w:sz w:val="15"/>
+              </w:rPr>
+              <w:t>KPI Card Pastel Soft Purple (Row 1 Kolom 5)</w:t>
+            </w:r>
+          </w:p>
+        </w:tc>
+        <w:tc>
+          <w:tcPr>
+            <w:tcW w:type="dxa" w:w="2304"/>
+            <w:shd w:fill="FFFFFF"/>
+            <w:tcMar>
+              <w:top w:w="60" w:type="dxa"/>
+              <w:bottom w:w="60" w:type="dxa"/>
+              <w:left w:w="80" w:type="dxa"/>
+              <w:right w:w="80" w:type="dxa"/>
+            </w:tcMar>
+          </w:tcPr>
+          <w:p>
+            <w:r>
+              <w:rPr>
+                <w:sz w:val="15"/>
+              </w:rPr>
+              <w:t>Menampilkan total nilai rupiah pendapatan kiriman pos dan total throughput tonase muatan (Ton/kg).</w:t>
+            </w:r>
+          </w:p>
+        </w:tc>
+        <w:tc>
+          <w:tcPr>
+            <w:tcW w:type="dxa" w:w="2016"/>
+            <w:shd w:fill="FFFFFF"/>
+            <w:tcMar>
+              <w:top w:w="60" w:type="dxa"/>
+              <w:bottom w:w="60" w:type="dxa"/>
+              <w:left w:w="80" w:type="dxa"/>
+              <w:right w:w="80" w:type="dxa"/>
+            </w:tcMar>
+          </w:tcPr>
+          <w:p>
+            <w:r>
+              <w:rPr>
+                <w:sz w:val="15"/>
+              </w:rPr>
+              <w:t>Field `totals.total_revenue_formatted` &amp; `totals.total_weight_kg`</w:t>
+            </w:r>
+          </w:p>
+        </w:tc>
+        <w:tc>
+          <w:tcPr>
+            <w:tcW w:type="dxa" w:w="1728"/>
+            <w:shd w:fill="FFFFFF"/>
+            <w:tcMar>
+              <w:top w:w="60" w:type="dxa"/>
+              <w:bottom w:w="60" w:type="dxa"/>
+              <w:left w:w="80" w:type="dxa"/>
+              <w:right w:w="80" w:type="dxa"/>
+            </w:tcMar>
+          </w:tcPr>
+          <w:p>
+            <w:r>
+              <w:rPr>
+                <w:sz w:val="15"/>
+              </w:rPr>
+              <w:t>Nilai dihitung otomatis dalam format Rupiah (Rp) dan Ton/Kg terdistribusi.</w:t>
+            </w:r>
+          </w:p>
+        </w:tc>
+      </w:tr>
+      <w:tr>
+        <w:tc>
+          <w:tcPr>
+            <w:tcW w:type="dxa" w:w="2016"/>
+            <w:shd w:fill="F9FAFB"/>
+            <w:tcMar>
+              <w:top w:w="60" w:type="dxa"/>
+              <w:bottom w:w="60" w:type="dxa"/>
+              <w:left w:w="80" w:type="dxa"/>
+              <w:right w:w="80" w:type="dxa"/>
+            </w:tcMar>
+          </w:tcPr>
+          <w:p>
+            <w:r>
+              <w:rPr>
+                <w:b/>
+                <w:color w:val="003366"/>
+                <w:sz w:val="15"/>
+              </w:rPr>
+              <w:t>Kotak [D1]: Shipment Stacked Bar Chart</w:t>
+            </w:r>
+          </w:p>
+        </w:tc>
+        <w:tc>
+          <w:tcPr>
+            <w:tcW w:type="dxa" w:w="1728"/>
+            <w:shd w:fill="F9FAFB"/>
+            <w:tcMar>
+              <w:top w:w="60" w:type="dxa"/>
+              <w:bottom w:w="60" w:type="dxa"/>
+              <w:left w:w="80" w:type="dxa"/>
+              <w:right w:w="80" w:type="dxa"/>
+            </w:tcMar>
+          </w:tcPr>
+          <w:p>
+            <w:r>
+              <w:rPr>
+                <w:sz w:val="15"/>
+              </w:rPr>
+              <w:t>Spatial Card Kiri (Row 2 Kolom 1)</w:t>
+            </w:r>
+          </w:p>
+        </w:tc>
+        <w:tc>
+          <w:tcPr>
+            <w:tcW w:type="dxa" w:w="2304"/>
+            <w:shd w:fill="F9FAFB"/>
+            <w:tcMar>
+              <w:top w:w="60" w:type="dxa"/>
+              <w:bottom w:w="60" w:type="dxa"/>
+              <w:left w:w="80" w:type="dxa"/>
+              <w:right w:w="80" w:type="dxa"/>
+            </w:tcMar>
+          </w:tcPr>
+          <w:p>
+            <w:r>
+              <w:rPr>
+                <w:sz w:val="15"/>
+              </w:rPr>
+              <w:t>Grafik batang tumpuk yang memvisualisasikan volume paket bulanan terbagi atas On Delivery, Delivered, dan Returned.</w:t>
+            </w:r>
+          </w:p>
+        </w:tc>
+        <w:tc>
+          <w:tcPr>
+            <w:tcW w:type="dxa" w:w="2016"/>
+            <w:shd w:fill="F9FAFB"/>
+            <w:tcMar>
+              <w:top w:w="60" w:type="dxa"/>
+              <w:bottom w:w="60" w:type="dxa"/>
+              <w:left w:w="80" w:type="dxa"/>
+              <w:right w:w="80" w:type="dxa"/>
+            </w:tcMar>
+          </w:tcPr>
+          <w:p>
+            <w:r>
+              <w:rPr>
+                <w:sz w:val="15"/>
+              </w:rPr>
+              <w:t>Array `dbStats.monthlyShipments` dari agregasi MongoDB `transaksi`</w:t>
+            </w:r>
+          </w:p>
+        </w:tc>
+        <w:tc>
+          <w:tcPr>
+            <w:tcW w:type="dxa" w:w="1728"/>
+            <w:shd w:fill="F9FAFB"/>
+            <w:tcMar>
+              <w:top w:w="60" w:type="dxa"/>
+              <w:bottom w:w="60" w:type="dxa"/>
+              <w:left w:w="80" w:type="dxa"/>
+              <w:right w:w="80" w:type="dxa"/>
+            </w:tcMar>
+          </w:tcPr>
+          <w:p>
+            <w:r>
+              <w:rPr>
+                <w:sz w:val="15"/>
+              </w:rPr>
+              <w:t>Pill filter waktu (Week, Month, Year), hover mouse menampilkan tooltip rincian jumlah dan % per kategori status.</w:t>
+            </w:r>
+          </w:p>
+        </w:tc>
+      </w:tr>
+      <w:tr>
+        <w:tc>
+          <w:tcPr>
+            <w:tcW w:type="dxa" w:w="2016"/>
+            <w:shd w:fill="FFFFFF"/>
+            <w:tcMar>
+              <w:top w:w="60" w:type="dxa"/>
+              <w:bottom w:w="60" w:type="dxa"/>
+              <w:left w:w="80" w:type="dxa"/>
+              <w:right w:w="80" w:type="dxa"/>
+            </w:tcMar>
+          </w:tcPr>
+          <w:p>
+            <w:r>
+              <w:rPr>
+                <w:b/>
+                <w:color w:val="003366"/>
+                <w:sz w:val="15"/>
+              </w:rPr>
+              <w:t>Kotak [D2]: Sales &amp; Freight Volume Chart</w:t>
+            </w:r>
+          </w:p>
+        </w:tc>
+        <w:tc>
+          <w:tcPr>
+            <w:tcW w:type="dxa" w:w="1728"/>
+            <w:shd w:fill="FFFFFF"/>
+            <w:tcMar>
+              <w:top w:w="60" w:type="dxa"/>
+              <w:bottom w:w="60" w:type="dxa"/>
+              <w:left w:w="80" w:type="dxa"/>
+              <w:right w:w="80" w:type="dxa"/>
+            </w:tcMar>
+          </w:tcPr>
+          <w:p>
+            <w:r>
+              <w:rPr>
+                <w:sz w:val="15"/>
+              </w:rPr>
+              <w:t>Spatial Card Kanan (Row 2 Kolom 2)</w:t>
+            </w:r>
+          </w:p>
+        </w:tc>
+        <w:tc>
+          <w:tcPr>
+            <w:tcW w:type="dxa" w:w="2304"/>
+            <w:shd w:fill="FFFFFF"/>
+            <w:tcMar>
+              <w:top w:w="60" w:type="dxa"/>
+              <w:bottom w:w="60" w:type="dxa"/>
+              <w:left w:w="80" w:type="dxa"/>
+              <w:right w:w="80" w:type="dxa"/>
+            </w:tcMar>
+          </w:tcPr>
+          <w:p>
+            <w:r>
+              <w:rPr>
+                <w:sz w:val="15"/>
+              </w:rPr>
+              <w:t>Grafik garis spline lengkung dan arsiran gradien pendapatan rupiah serta volume kiriman per periode.</w:t>
+            </w:r>
+          </w:p>
+        </w:tc>
+        <w:tc>
+          <w:tcPr>
+            <w:tcW w:type="dxa" w:w="2016"/>
+            <w:shd w:fill="FFFFFF"/>
+            <w:tcMar>
+              <w:top w:w="60" w:type="dxa"/>
+              <w:bottom w:w="60" w:type="dxa"/>
+              <w:left w:w="80" w:type="dxa"/>
+              <w:right w:w="80" w:type="dxa"/>
+            </w:tcMar>
+          </w:tcPr>
+          <w:p>
+            <w:r>
+              <w:rPr>
+                <w:sz w:val="15"/>
+              </w:rPr>
+              <w:t>Array `dbStats.salesTrend` dari MongoDB</w:t>
+            </w:r>
+          </w:p>
+        </w:tc>
+        <w:tc>
+          <w:tcPr>
+            <w:tcW w:type="dxa" w:w="1728"/>
+            <w:shd w:fill="FFFFFF"/>
+            <w:tcMar>
+              <w:top w:w="60" w:type="dxa"/>
+              <w:bottom w:w="60" w:type="dxa"/>
+              <w:left w:w="80" w:type="dxa"/>
+              <w:right w:w="80" w:type="dxa"/>
+            </w:tcMar>
+          </w:tcPr>
+          <w:p>
+            <w:r>
+              <w:rPr>
+                <w:sz w:val="15"/>
+              </w:rPr>
+              <w:t>Pill filter waktu (Week/Month/Year), filter kategori layanan pos (Pos Nextday, Reguler, Sameday, Shopee, Jumbo).</w:t>
+            </w:r>
+          </w:p>
+        </w:tc>
+      </w:tr>
+      <w:tr>
+        <w:tc>
+          <w:tcPr>
+            <w:tcW w:type="dxa" w:w="2016"/>
+            <w:shd w:fill="F9FAFB"/>
+            <w:tcMar>
+              <w:top w:w="60" w:type="dxa"/>
+              <w:bottom w:w="60" w:type="dxa"/>
+              <w:left w:w="80" w:type="dxa"/>
+              <w:right w:w="80" w:type="dxa"/>
+            </w:tcMar>
+          </w:tcPr>
+          <w:p>
+            <w:r>
+              <w:rPr>
+                <w:b/>
+                <w:color w:val="003366"/>
+                <w:sz w:val="15"/>
+              </w:rPr>
+              <w:t>Kotak [E1]: Popular Categories Donut Card</w:t>
+            </w:r>
+          </w:p>
+        </w:tc>
+        <w:tc>
+          <w:tcPr>
+            <w:tcW w:type="dxa" w:w="1728"/>
+            <w:shd w:fill="F9FAFB"/>
+            <w:tcMar>
+              <w:top w:w="60" w:type="dxa"/>
+              <w:bottom w:w="60" w:type="dxa"/>
+              <w:left w:w="80" w:type="dxa"/>
+              <w:right w:w="80" w:type="dxa"/>
+            </w:tcMar>
+          </w:tcPr>
+          <w:p>
+            <w:r>
+              <w:rPr>
+                <w:sz w:val="15"/>
+              </w:rPr>
+              <w:t>Spatial Card Kiri (Row 3 Kolom 1)</w:t>
+            </w:r>
+          </w:p>
+        </w:tc>
+        <w:tc>
+          <w:tcPr>
+            <w:tcW w:type="dxa" w:w="2304"/>
+            <w:shd w:fill="F9FAFB"/>
+            <w:tcMar>
+              <w:top w:w="60" w:type="dxa"/>
+              <w:bottom w:w="60" w:type="dxa"/>
+              <w:left w:w="80" w:type="dxa"/>
+              <w:right w:w="80" w:type="dxa"/>
+            </w:tcMar>
+          </w:tcPr>
+          <w:p>
+            <w:r>
+              <w:rPr>
+                <w:sz w:val="15"/>
+              </w:rPr>
+              <w:t>Diagram donat SVG proporsi pangsa pasar produk layanan pos dengan label tengah 'All Products'.</w:t>
+            </w:r>
+          </w:p>
+        </w:tc>
+        <w:tc>
+          <w:tcPr>
+            <w:tcW w:type="dxa" w:w="2016"/>
+            <w:shd w:fill="F9FAFB"/>
+            <w:tcMar>
+              <w:top w:w="60" w:type="dxa"/>
+              <w:bottom w:w="60" w:type="dxa"/>
+              <w:left w:w="80" w:type="dxa"/>
+              <w:right w:w="80" w:type="dxa"/>
+            </w:tcMar>
+          </w:tcPr>
+          <w:p>
+            <w:r>
+              <w:rPr>
+                <w:sz w:val="15"/>
+              </w:rPr>
+              <w:t>Array `dbStats.popularCategories`</w:t>
+            </w:r>
+          </w:p>
+        </w:tc>
+        <w:tc>
+          <w:tcPr>
+            <w:tcW w:type="dxa" w:w="1728"/>
+            <w:shd w:fill="F9FAFB"/>
+            <w:tcMar>
+              <w:top w:w="60" w:type="dxa"/>
+              <w:bottom w:w="60" w:type="dxa"/>
+              <w:left w:w="80" w:type="dxa"/>
+              <w:right w:w="80" w:type="dxa"/>
+            </w:tcMar>
+          </w:tcPr>
+          <w:p>
+            <w:r>
+              <w:rPr>
+                <w:sz w:val="15"/>
+              </w:rPr>
+              <w:t>Legenda warna produk interaktif, tautan 'See All' langsung menuju Master Produk (/produk).</w:t>
+            </w:r>
+          </w:p>
+        </w:tc>
+      </w:tr>
+      <w:tr>
+        <w:tc>
+          <w:tcPr>
+            <w:tcW w:type="dxa" w:w="2016"/>
+            <w:shd w:fill="FFFFFF"/>
+            <w:tcMar>
+              <w:top w:w="60" w:type="dxa"/>
+              <w:bottom w:w="60" w:type="dxa"/>
+              <w:left w:w="80" w:type="dxa"/>
+              <w:right w:w="80" w:type="dxa"/>
+            </w:tcMar>
+          </w:tcPr>
+          <w:p>
+            <w:r>
+              <w:rPr>
+                <w:b/>
+                <w:color w:val="003366"/>
+                <w:sz w:val="15"/>
+              </w:rPr>
+              <w:t>Kotak [E2]: Av. Check (Nilai per Resi)</w:t>
+            </w:r>
+          </w:p>
+        </w:tc>
+        <w:tc>
+          <w:tcPr>
+            <w:tcW w:type="dxa" w:w="1728"/>
+            <w:shd w:fill="FFFFFF"/>
+            <w:tcMar>
+              <w:top w:w="60" w:type="dxa"/>
+              <w:bottom w:w="60" w:type="dxa"/>
+              <w:left w:w="80" w:type="dxa"/>
+              <w:right w:w="80" w:type="dxa"/>
+            </w:tcMar>
+          </w:tcPr>
+          <w:p>
+            <w:r>
+              <w:rPr>
+                <w:sz w:val="15"/>
+              </w:rPr>
+              <w:t>Spatial Card Tengah (Row 3 Kolom 2)</w:t>
+            </w:r>
+          </w:p>
+        </w:tc>
+        <w:tc>
+          <w:tcPr>
+            <w:tcW w:type="dxa" w:w="2304"/>
+            <w:shd w:fill="FFFFFF"/>
+            <w:tcMar>
+              <w:top w:w="60" w:type="dxa"/>
+              <w:bottom w:w="60" w:type="dxa"/>
+              <w:left w:w="80" w:type="dxa"/>
+              <w:right w:w="80" w:type="dxa"/>
+            </w:tcMar>
+          </w:tcPr>
+          <w:p>
+            <w:r>
+              <w:rPr>
+                <w:sz w:val="15"/>
+              </w:rPr>
+              <w:t>Peringkat rata-rata nilai rupiah pendapatan per transaksi resi untuk setiap jenis layanan pos.</w:t>
+            </w:r>
+          </w:p>
+        </w:tc>
+        <w:tc>
+          <w:tcPr>
+            <w:tcW w:type="dxa" w:w="2016"/>
+            <w:shd w:fill="FFFFFF"/>
+            <w:tcMar>
+              <w:top w:w="60" w:type="dxa"/>
+              <w:bottom w:w="60" w:type="dxa"/>
+              <w:left w:w="80" w:type="dxa"/>
+              <w:right w:w="80" w:type="dxa"/>
+            </w:tcMar>
+          </w:tcPr>
+          <w:p>
+            <w:r>
+              <w:rPr>
+                <w:sz w:val="15"/>
+              </w:rPr>
+              <w:t>Array `dbStats.avCheck`</w:t>
+            </w:r>
+          </w:p>
+        </w:tc>
+        <w:tc>
+          <w:tcPr>
+            <w:tcW w:type="dxa" w:w="1728"/>
+            <w:shd w:fill="FFFFFF"/>
+            <w:tcMar>
+              <w:top w:w="60" w:type="dxa"/>
+              <w:bottom w:w="60" w:type="dxa"/>
+              <w:left w:w="80" w:type="dxa"/>
+              <w:right w:w="80" w:type="dxa"/>
+            </w:tcMar>
+          </w:tcPr>
+          <w:p>
+            <w:r>
+              <w:rPr>
+                <w:sz w:val="15"/>
+              </w:rPr>
+              <w:t>Bar horizontal komparasi tarif, tautan 'See All' menuju Database Viewer (/transaksi).</w:t>
+            </w:r>
+          </w:p>
+        </w:tc>
+      </w:tr>
+      <w:tr>
+        <w:tc>
+          <w:tcPr>
+            <w:tcW w:type="dxa" w:w="2016"/>
+            <w:shd w:fill="F9FAFB"/>
+            <w:tcMar>
+              <w:top w:w="60" w:type="dxa"/>
+              <w:bottom w:w="60" w:type="dxa"/>
+              <w:left w:w="80" w:type="dxa"/>
+              <w:right w:w="80" w:type="dxa"/>
+            </w:tcMar>
+          </w:tcPr>
+          <w:p>
+            <w:r>
+              <w:rPr>
+                <w:b/>
+                <w:color w:val="003366"/>
+                <w:sz w:val="15"/>
+              </w:rPr>
+              <w:t>Kotak [E3]: Av. Delivery Time SLA Card</w:t>
+            </w:r>
+          </w:p>
+        </w:tc>
+        <w:tc>
+          <w:tcPr>
+            <w:tcW w:type="dxa" w:w="1728"/>
+            <w:shd w:fill="F9FAFB"/>
+            <w:tcMar>
+              <w:top w:w="60" w:type="dxa"/>
+              <w:bottom w:w="60" w:type="dxa"/>
+              <w:left w:w="80" w:type="dxa"/>
+              <w:right w:w="80" w:type="dxa"/>
+            </w:tcMar>
+          </w:tcPr>
+          <w:p>
+            <w:r>
+              <w:rPr>
+                <w:sz w:val="15"/>
+              </w:rPr>
+              <w:t>Spatial Card Kanan (Row 3 Kolom 3)</w:t>
+            </w:r>
+          </w:p>
+        </w:tc>
+        <w:tc>
+          <w:tcPr>
+            <w:tcW w:type="dxa" w:w="2304"/>
+            <w:shd w:fill="F9FAFB"/>
+            <w:tcMar>
+              <w:top w:w="60" w:type="dxa"/>
+              <w:bottom w:w="60" w:type="dxa"/>
+              <w:left w:w="80" w:type="dxa"/>
+              <w:right w:w="80" w:type="dxa"/>
+            </w:tcMar>
+          </w:tcPr>
+          <w:p>
+            <w:r>
+              <w:rPr>
+                <w:sz w:val="15"/>
+              </w:rPr>
+              <w:t>Analisis lead time waktu tempuh pengiriman rata-rata antar regional pos beserta status performa SLA.</w:t>
+            </w:r>
+          </w:p>
+        </w:tc>
+        <w:tc>
+          <w:tcPr>
+            <w:tcW w:type="dxa" w:w="2016"/>
+            <w:shd w:fill="F9FAFB"/>
+            <w:tcMar>
+              <w:top w:w="60" w:type="dxa"/>
+              <w:bottom w:w="60" w:type="dxa"/>
+              <w:left w:w="80" w:type="dxa"/>
+              <w:right w:w="80" w:type="dxa"/>
+            </w:tcMar>
+          </w:tcPr>
+          <w:p>
+            <w:r>
+              <w:rPr>
+                <w:sz w:val="15"/>
+              </w:rPr>
+              <w:t>Array `dbStats.avDeliveryTime`</w:t>
+            </w:r>
+          </w:p>
+        </w:tc>
+        <w:tc>
+          <w:tcPr>
+            <w:tcW w:type="dxa" w:w="1728"/>
+            <w:shd w:fill="F9FAFB"/>
+            <w:tcMar>
+              <w:top w:w="60" w:type="dxa"/>
+              <w:bottom w:w="60" w:type="dxa"/>
+              <w:left w:w="80" w:type="dxa"/>
+              <w:right w:w="80" w:type="dxa"/>
+            </w:tcMar>
+          </w:tcPr>
+          <w:p>
+            <w:r>
+              <w:rPr>
+                <w:sz w:val="15"/>
+              </w:rPr>
+              <w:t>Badge status SLA: Perfect (Hijau), Fine (Biru), For too long (Merah muda), tautan ke Master Kantor (/kantor).</w:t>
+            </w:r>
+          </w:p>
+        </w:tc>
+      </w:tr>
+      <w:tr>
+        <w:tc>
+          <w:tcPr>
+            <w:tcW w:type="dxa" w:w="2016"/>
+            <w:shd w:fill="FFFFFF"/>
+            <w:tcMar>
+              <w:top w:w="60" w:type="dxa"/>
+              <w:bottom w:w="60" w:type="dxa"/>
+              <w:left w:w="80" w:type="dxa"/>
+              <w:right w:w="80" w:type="dxa"/>
+            </w:tcMar>
+          </w:tcPr>
+          <w:p>
+            <w:r>
+              <w:rPr>
+                <w:b/>
+                <w:color w:val="003366"/>
+                <w:sz w:val="15"/>
+              </w:rPr>
+              <w:t>Kotak [F]: Live Connotes Telemetry Stream</w:t>
+            </w:r>
+          </w:p>
+        </w:tc>
+        <w:tc>
+          <w:tcPr>
+            <w:tcW w:type="dxa" w:w="1728"/>
+            <w:shd w:fill="FFFFFF"/>
+            <w:tcMar>
+              <w:top w:w="60" w:type="dxa"/>
+              <w:bottom w:w="60" w:type="dxa"/>
+              <w:left w:w="80" w:type="dxa"/>
+              <w:right w:w="80" w:type="dxa"/>
+            </w:tcMar>
+          </w:tcPr>
+          <w:p>
+            <w:r>
+              <w:rPr>
+                <w:sz w:val="15"/>
+              </w:rPr>
+              <w:t>Spatial Card Lebar Penuh (Row 4)</w:t>
+            </w:r>
+          </w:p>
+        </w:tc>
+        <w:tc>
+          <w:tcPr>
+            <w:tcW w:type="dxa" w:w="2304"/>
+            <w:shd w:fill="FFFFFF"/>
+            <w:tcMar>
+              <w:top w:w="60" w:type="dxa"/>
+              <w:bottom w:w="60" w:type="dxa"/>
+              <w:left w:w="80" w:type="dxa"/>
+              <w:right w:w="80" w:type="dxa"/>
+            </w:tcMar>
+          </w:tcPr>
+          <w:p>
+            <w:r>
+              <w:rPr>
+                <w:sz w:val="15"/>
+              </w:rPr>
+              <w:t>Tabel live monitoring 20 data paket transaksi terakhir yang disinkronkan secara real-time dari database.</w:t>
+            </w:r>
+          </w:p>
+        </w:tc>
+        <w:tc>
+          <w:tcPr>
+            <w:tcW w:type="dxa" w:w="2016"/>
+            <w:shd w:fill="FFFFFF"/>
+            <w:tcMar>
+              <w:top w:w="60" w:type="dxa"/>
+              <w:bottom w:w="60" w:type="dxa"/>
+              <w:left w:w="80" w:type="dxa"/>
+              <w:right w:w="80" w:type="dxa"/>
+            </w:tcMar>
+          </w:tcPr>
+          <w:p>
+            <w:r>
+              <w:rPr>
+                <w:sz w:val="15"/>
+              </w:rPr>
+              <w:t>Array `topConnotes` dari endpoint GET /api/transaksi?limit=20</w:t>
+            </w:r>
+          </w:p>
+        </w:tc>
+        <w:tc>
+          <w:tcPr>
+            <w:tcW w:type="dxa" w:w="1728"/>
+            <w:shd w:fill="FFFFFF"/>
+            <w:tcMar>
+              <w:top w:w="60" w:type="dxa"/>
+              <w:bottom w:w="60" w:type="dxa"/>
+              <w:left w:w="80" w:type="dxa"/>
+              <w:right w:w="80" w:type="dxa"/>
+            </w:tcMar>
+          </w:tcPr>
+          <w:p>
+            <w:r>
+              <w:rPr>
+                <w:sz w:val="15"/>
+              </w:rPr>
+              <w:t>Input filter pencarian cepat (resi, lokasi, nopol), tombol salin kode resi, badge status warna, polling auto 5s.</w:t>
+            </w:r>
+          </w:p>
+        </w:tc>
+      </w:tr>
+    </w:tbl>
+    <w:p/>
+    <w:p>
+      <w:pPr>
+        <w:pStyle w:val="Heading2"/>
+      </w:pPr>
+      <w:r>
+        <w:rPr>
+          <w:b/>
+          <w:color w:val="003366"/>
+          <w:sz w:val="23"/>
+        </w:rPr>
+        <w:t>3. Aturan Bisnis &amp; Logika Penanganan Data</w:t>
       </w:r>
     </w:p>
     <w:p>
       <w:pPr>
-        <w:spacing w:after="80" w:line="276" w:lineRule="auto"/>
-        <w:ind w:left="360"/>
+        <w:pStyle w:val="ListBullet"/>
+      </w:pPr>
+      <w:r>
+        <w:rPr>
+          <w:sz w:val="18"/>
+        </w:rPr>
+        <w:t>Polling Data Otomatis: Halaman melakukan sinkronisasi latar belakang setiap 5 detik untuk memperbarui metrik secara real-time.</w:t>
+      </w:r>
+    </w:p>
+    <w:p>
+      <w:pPr>
+        <w:pStyle w:val="ListBullet"/>
+      </w:pPr>
+      <w:r>
+        <w:rPr>
+          <w:sz w:val="18"/>
+        </w:rPr>
+        <w:t>Perhitungan Proporsional: Persentase pada setiap kartu dihitung terhadap total paket periode terpilih.</w:t>
+      </w:r>
+    </w:p>
+    <w:p>
+      <w:pPr>
+        <w:pStyle w:val="ListBullet"/>
+      </w:pPr>
+      <w:r>
+        <w:rPr>
+          <w:sz w:val="18"/>
+        </w:rPr>
+        <w:t>Formatting Dinamis: Berat kargo &gt;= 1.000 kg otomatis dikonversi ke satuan Ton dengan 1 desimal presisi.</w:t>
+      </w:r>
+    </w:p>
+    <w:p>
+      <w:pPr>
+        <w:pStyle w:val="Heading2"/>
       </w:pPr>
       <w:r>
         <w:rPr>
           <w:b/>
-          <w:color w:val="E8431F"/>
-        </w:rPr>
-        <w:t xml:space="preserve">• </w:t>
-      </w:r>
-      <w:r>
-        <w:rPr>
-          <w:rFonts w:ascii="Arial" w:hAnsi="Arial"/>
-          <w:color w:val="334155"/>
-          <w:sz w:val="19"/>
-        </w:rPr>
-        <w:t>Total Paket Terdaftar (ENTRY / IN_TRANSIT / DELIVERED)</w:t>
-      </w:r>
-    </w:p>
-    <w:p>
-      <w:pPr>
-        <w:spacing w:after="80" w:line="276" w:lineRule="auto"/>
-        <w:ind w:left="360"/>
-      </w:pPr>
-      <w:r>
-        <w:rPr>
-          <w:b/>
-          <w:color w:val="E8431F"/>
-        </w:rPr>
-        <w:t xml:space="preserve">• </w:t>
-      </w:r>
-      <w:r>
-        <w:rPr>
-          <w:rFonts w:ascii="Arial" w:hAnsi="Arial"/>
-          <w:color w:val="334155"/>
-          <w:sz w:val="19"/>
-        </w:rPr>
-        <w:t>Total Tonase Muatan Aktif (Kilogram / Ton)</w:t>
-      </w:r>
-    </w:p>
-    <w:p>
-      <w:pPr>
-        <w:spacing w:after="80" w:line="276" w:lineRule="auto"/>
-        <w:ind w:left="360"/>
-      </w:pPr>
-      <w:r>
-        <w:rPr>
-          <w:b/>
-          <w:color w:val="E8431F"/>
-        </w:rPr>
-        <w:t xml:space="preserve">• </w:t>
-      </w:r>
-      <w:r>
-        <w:rPr>
-          <w:rFonts w:ascii="Arial" w:hAnsi="Arial"/>
-          <w:color w:val="334155"/>
-          <w:sz w:val="19"/>
-        </w:rPr>
-        <w:t>Total Armada Beroperasi &amp; Status Utilisasi Kapasitas</w:t>
-      </w:r>
-    </w:p>
-    <w:p>
-      <w:pPr>
-        <w:spacing w:after="80" w:line="276" w:lineRule="auto"/>
-        <w:ind w:left="360"/>
-      </w:pPr>
-      <w:r>
-        <w:rPr>
-          <w:b/>
-          <w:color w:val="E8431F"/>
-        </w:rPr>
-        <w:t xml:space="preserve">• </w:t>
-      </w:r>
-      <w:r>
-        <w:rPr>
-          <w:rFonts w:ascii="Arial" w:hAnsi="Arial"/>
-          <w:color w:val="334155"/>
-          <w:sz w:val="19"/>
-        </w:rPr>
-        <w:t>Total Rute Feeder &amp; Intercity Aktif</w:t>
-      </w:r>
-    </w:p>
-    <w:p>
-      <w:pPr>
-        <w:spacing w:after="80" w:line="276" w:lineRule="auto" w:before="160"/>
-      </w:pPr>
-      <w:r>
-        <w:rPr>
-          <w:rFonts w:ascii="Arial" w:hAnsi="Arial"/>
-          <w:b/>
-          <w:color w:val="0D1B38"/>
-          <w:sz w:val="21"/>
-        </w:rPr>
-        <w:t>Visual Widget &amp; Diagram Telemetri</w:t>
-      </w:r>
-    </w:p>
-    <w:p>
-      <w:pPr>
-        <w:spacing w:after="80" w:line="276" w:lineRule="auto"/>
-        <w:ind w:left="360"/>
-      </w:pPr>
-      <w:r>
-        <w:rPr>
-          <w:b/>
-          <w:color w:val="E8431F"/>
-        </w:rPr>
-        <w:t xml:space="preserve">• </w:t>
-      </w:r>
-      <w:r>
-        <w:rPr>
-          <w:rFonts w:ascii="Arial" w:hAnsi="Arial"/>
-          <w:color w:val="334155"/>
-          <w:sz w:val="19"/>
-        </w:rPr>
-        <w:t>Diagram Pie Status Pengiriman Kiriman Pos (ENTRY, IN_TRANSIT, DELIVERED)</w:t>
-      </w:r>
-    </w:p>
-    <w:p>
-      <w:pPr>
-        <w:spacing w:after="80" w:line="276" w:lineRule="auto"/>
-        <w:ind w:left="360"/>
-      </w:pPr>
-      <w:r>
-        <w:rPr>
-          <w:b/>
-          <w:color w:val="E8431F"/>
-        </w:rPr>
-        <w:t xml:space="preserve">• </w:t>
-      </w:r>
-      <w:r>
-        <w:rPr>
-          <w:rFonts w:ascii="Arial" w:hAnsi="Arial"/>
-          <w:color w:val="334155"/>
-          <w:sz w:val="19"/>
-        </w:rPr>
-        <w:t>Bar Chart Utilisasi Kapasitas Kendaraan Utama (B 9910 PCX, B 9945 PCY, dll.)</w:t>
-      </w:r>
-    </w:p>
-    <w:p>
-      <w:pPr>
-        <w:spacing w:after="80" w:line="276" w:lineRule="auto"/>
-        <w:ind w:left="360"/>
-      </w:pPr>
-      <w:r>
-        <w:rPr>
-          <w:b/>
-          <w:color w:val="E8431F"/>
-        </w:rPr>
-        <w:t xml:space="preserve">• </w:t>
-      </w:r>
-      <w:r>
-        <w:rPr>
-          <w:rFonts w:ascii="Arial" w:hAnsi="Arial"/>
-          <w:color w:val="334155"/>
-          <w:sz w:val="19"/>
-        </w:rPr>
-        <w:t>Table Feeder Route Snapshot &amp; Active Journeys Status</w:t>
-      </w:r>
-    </w:p>
-    <w:p>
-      <w:pPr>
-        <w:spacing w:after="80" w:line="276" w:lineRule="auto"/>
-        <w:ind w:left="360"/>
-      </w:pPr>
-      <w:r>
-        <w:rPr>
-          <w:b/>
-          <w:color w:val="E8431F"/>
-        </w:rPr>
-        <w:t xml:space="preserve">• </w:t>
-      </w:r>
-      <w:r>
-        <w:rPr>
-          <w:rFonts w:ascii="Arial" w:hAnsi="Arial"/>
-          <w:color w:val="334155"/>
-          <w:sz w:val="19"/>
-        </w:rPr>
-        <w:t>Status Live Database Connection Compass Badge (Green/Red indicator)</w:t>
-      </w:r>
-    </w:p>
-    <w:p>
-      <w:pPr>
-        <w:spacing w:before="280" w:after="120"/>
-      </w:pPr>
-      <w:r>
-        <w:rPr>
-          <w:rFonts w:ascii="Arial" w:hAnsi="Arial"/>
-          <w:b/>
-          <w:color w:val="0284C7"/>
-          <w:sz w:val="26"/>
-        </w:rPr>
-        <w:t>3. Aturan Logika Bisnis &amp; Penanganan Data</w:t>
-      </w:r>
-    </w:p>
-    <w:p>
-      <w:pPr>
-        <w:spacing w:after="80" w:line="276" w:lineRule="auto"/>
-        <w:ind w:left="360"/>
-      </w:pPr>
-      <w:r>
-        <w:rPr>
-          <w:b/>
-          <w:color w:val="E8431F"/>
-        </w:rPr>
-        <w:t xml:space="preserve">• </w:t>
-      </w:r>
-      <w:r>
-        <w:rPr>
-          <w:rFonts w:ascii="Arial" w:hAnsi="Arial"/>
-          <w:color w:val="334155"/>
-          <w:sz w:val="19"/>
-        </w:rPr>
-        <w:t>Data agregasi dihitung secara dinamis dari koleksi MongoDB transaksi dan route_journeys.</w:t>
-      </w:r>
-    </w:p>
-    <w:p>
-      <w:pPr>
-        <w:spacing w:after="80" w:line="276" w:lineRule="auto"/>
-        <w:ind w:left="360"/>
-      </w:pPr>
-      <w:r>
-        <w:rPr>
-          <w:b/>
-          <w:color w:val="E8431F"/>
-        </w:rPr>
-        <w:t xml:space="preserve">• </w:t>
-      </w:r>
-      <w:r>
-        <w:rPr>
-          <w:rFonts w:ascii="Arial" w:hAnsi="Arial"/>
-          <w:color w:val="334155"/>
-          <w:sz w:val="19"/>
-        </w:rPr>
-        <w:t>Menggunakan polling otomatis / trigger refresh untuk memperbarui angka statistik saat terjadi aktivitas bongkar-muat paket di lapangan.</w:t>
-      </w:r>
-    </w:p>
-    <w:p>
-      <w:pPr>
-        <w:spacing w:before="280" w:after="120"/>
-      </w:pPr>
-      <w:r>
-        <w:rPr>
-          <w:rFonts w:ascii="Arial" w:hAnsi="Arial"/>
-          <w:b/>
-          <w:color w:val="0284C7"/>
-          <w:sz w:val="26"/>
+          <w:color w:val="003366"/>
+          <w:sz w:val="23"/>
         </w:rPr>
         <w:t>4. Alur Penggunaan Operator (User Flow)</w:t>
       </w:r>
     </w:p>
     <w:p>
       <w:pPr>
-        <w:spacing w:after="80" w:line="276" w:lineRule="auto"/>
-        <w:ind w:left="360"/>
+        <w:pStyle w:val="ListBullet"/>
       </w:pPr>
       <w:r>
         <w:rPr>
-          <w:b/>
-          <w:color w:val="E8431F"/>
+          <w:sz w:val="18"/>
         </w:rPr>
-        <w:t xml:space="preserve">• </w:t>
-      </w:r>
-      <w:r>
-        <w:rPr>
-          <w:rFonts w:ascii="Arial" w:hAnsi="Arial"/>
-          <w:color w:val="334155"/>
-          <w:sz w:val="19"/>
-        </w:rPr>
-        <w:t>1. Operator masuk ke sistem IPOS5 dan secara otomatis diarahkannya ke halaman Dashboard (`/`).</w:t>
+        <w:t>1. Operator masuk ke aplikasi IPOS5 dan langsung melihat kondisi operasional logistik di Dashboard.</w:t>
       </w:r>
     </w:p>
     <w:p>
       <w:pPr>
-        <w:spacing w:after="80" w:line="276" w:lineRule="auto"/>
-        <w:ind w:left="360"/>
+        <w:pStyle w:val="ListBullet"/>
       </w:pPr>
       <w:r>
         <w:rPr>
-          <w:b/>
-          <w:color w:val="E8431F"/>
+          <w:sz w:val="18"/>
         </w:rPr>
-        <w:t xml:space="preserve">• </w:t>
-      </w:r>
-      <w:r>
-        <w:rPr>
-          <w:rFonts w:ascii="Arial" w:hAnsi="Arial"/>
-          <w:color w:val="334155"/>
-          <w:sz w:val="19"/>
-        </w:rPr>
-        <w:t>2. Operator meninjau ringkasan metrik volume paket dan armada yang sedang berjalan.</w:t>
+        <w:t>2. Operator memilih periode waktu di dropdown [B] untuk melihat kondisi harian atau historis.</w:t>
       </w:r>
     </w:p>
     <w:p>
       <w:pPr>
-        <w:spacing w:after="80" w:line="276" w:lineRule="auto"/>
-        <w:ind w:left="360"/>
+        <w:pStyle w:val="ListBullet"/>
       </w:pPr>
       <w:r>
         <w:rPr>
-          <w:b/>
-          <w:color w:val="E8431F"/>
+          <w:sz w:val="18"/>
         </w:rPr>
-        <w:t xml:space="preserve">• </w:t>
+        <w:t>3. Operator mengevaluasi performa SLA regional dan ketersediaan armada.</w:t>
       </w:r>
+    </w:p>
+    <w:p>
+      <w:pPr>
+        <w:pStyle w:val="ListBullet"/>
+      </w:pPr>
       <w:r>
         <w:rPr>
-          <w:rFonts w:ascii="Arial" w:hAnsi="Arial"/>
-          <w:color w:val="334155"/>
-          <w:sz w:val="19"/>
+          <w:sz w:val="18"/>
         </w:rPr>
-        <w:t>3. Operator dapat mengeklik salah satu kartu statistik untuk berpindah cepat ke halaman rincian (misal klik Paket -&gt; Package Tracking, klik Armada -&gt; Master Kendaraan).</w:t>
+        <w:t>4. Operator dapat mengklik kode resi di tabel live stream [F] untuk melacak rute di Checker.</w:t>
       </w:r>
     </w:p>
     <w:sectPr>
       <w:pgSz w:w="12240" w:h="15840"/>
-      <w:pgMar w:top="1152" w:right="1296" w:bottom="1152" w:left="1296" w:header="720" w:footer="720" w:gutter="0"/>
+      <w:pgMar w:top="1152" w:right="1152" w:bottom="1152" w:left="1152" w:header="720" w:footer="720" w:gutter="0"/>
       <w:cols w:space="720"/>
       <w:docGrid w:linePitch="360"/>
     </w:sectPr>
@@ -1121,6 +2471,11 @@
     <w:name w:val="Normal"/>
     <w:qFormat/>
     <w:rsid w:val="00FC693F"/>
+    <w:rPr>
+      <w:rFonts w:ascii="Calibri" w:hAnsi="Calibri"/>
+      <w:color w:val="222222"/>
+      <w:sz w:val="20"/>
+    </w:rPr>
   </w:style>
   <w:style w:type="paragraph" w:styleId="Header">
     <w:name w:val="header"/>
